--- a/docx/Automation/automation-tests-guide.docx
+++ b/docx/Automation/automation-tests-guide.docx
@@ -582,7 +582,7 @@
           <w:rPr>
             <w:rStyle w:val="Hyperlink"/>
           </w:rPr>
-          <w:t xml:space="preserve">docs/Automation/runbook-requirements.md</w:t>
+          <w:t xml:space="preserve">docs/Automation/runbook-requirements-v2.md</w:t>
         </w:r>
       </w:hyperlink>
       <w:r>
@@ -1201,7 +1201,7 @@
           <w:rPr>
             <w:rStyle w:val="Hyperlink"/>
           </w:rPr>
-          <w:t xml:space="preserve">docs/Automation/runbook-requirements.md</w:t>
+          <w:t xml:space="preserve">docs/Automation/runbook-requirements-v2.md</w:t>
         </w:r>
       </w:hyperlink>
       <w:r>
